--- a/documents/23-clearhaven-batch-replay-prd.docx
+++ b/documents/23-clearhaven-batch-replay-prd.docx
@@ -10767,7 +10767,7 @@
         <w:pStyle w:val="Heading1"/>
       </w:pPr>
       <w:r>
-        <w:t>Working remainder for CLH-PRD-2024-002</w:t>
+        <w:t>Open work after January 22, 2024</w:t>
       </w:r>
     </w:p>
     <w:p>
@@ -10781,7 +10781,7 @@
           <w:color w:val="222222"/>
           <w:sz w:val="24"/>
         </w:rPr>
-        <w:t>The front of Ops replay of a failed ingest batch, no SSH is the document. This remainder is the leftover a colleague still trips on: named people, named boxes, named tickets, and the work I still owe after January 22, 2024. It is not a second log and it is not a stack of exhibits with the same stub. If a paragraph fights the decision in the front, strike the paragraph.</w:t>
+        <w:t>What follows is leftover work from Ops replay of a failed ingest batch, no SSH: named people, named boxes, named tickets, and the items I still owe. If a paragraph fights the decision in the front of CLH-PRD-2024-002, strike the paragraph.</w:t>
       </w:r>
     </w:p>
     <w:p>
@@ -10935,7 +10935,7 @@
           <w:color w:val="222222"/>
           <w:sz w:val="24"/>
         </w:rPr>
-        <w:t>I will not put owner as a team name instead of a person on a wiki that drifts. CLH-INC-2023-204 and this file are the record. If Priya Nair needs a diagram, they get a permalink, not a photo of a whiteboard. ops-bastion-01.internal stays out of the diagram title. If a new engineer asks where the leftover lives, I point here. I do not point at a Slack pin from January 22, 2024. Client Clearhaven.</w:t>
+        <w:t>I will not put owner as a team name instead of a person on a wiki that drifts. CLH-INC-2023-204 and this file are the record. If Priya Nair needs a diagram, they get a permalink, not a photo of a whiteboard. ops-bastion-01.internal stays out of the diagram title. If a new engineer asks where the leftover lives, I point here. I do not point at a Slack pin from January 22, 2024.</w:t>
       </w:r>
     </w:p>
     <w:p>
@@ -13279,7 +13279,7 @@
           <w:color w:val="222222"/>
           <w:sz w:val="24"/>
         </w:rPr>
-        <w:t>People who were absent still get a usable remainder, not a transcript. Kavya Menon gets the decision, the refuse, and the date. They do not get a reconstruction of who raised their voice. If they object, they object on NS-RECON-612. Client Clearhaven. Author Aman Kumar.</w:t>
+        <w:t>People who were absent still get a usable remainder, not a transcript. Kavya Menon gets the decision, the refuse, and the date. They do not get a reconstruction of who raised their voice. If they object, they object on NS-RECON-612.</w:t>
       </w:r>
     </w:p>
     <w:p>
@@ -14324,7 +14324,7 @@
           <w:color w:val="222222"/>
           <w:sz w:val="24"/>
         </w:rPr>
-        <w:t>If you are implementing, keep the rejected alternative dead. If you are on-call, start read-only. If you are Priya Nair, the ask is unchanged: pick the path in the main body or send it back with a named objection. Sample I would still defend: 4080 rows, 42 minutes, freeze respected. Strike this remainder if it ever fights the decision callout. Author Aman Kumar. Client Clearhaven.</w:t>
+        <w:t>If you are implementing, keep the rejected alternative dead. If you are on-call, start read-only. If you are Priya Nair, the ask is unchanged: pick the path in the main body or send it back with a named objection. Sample I would still defend: 4080 rows, 42 minutes, freeze respected. Strike this section if it ever fights the decision callout.</w:t>
       </w:r>
     </w:p>
     <w:p>
@@ -14338,7 +14338,7 @@
           <w:color w:val="222222"/>
           <w:sz w:val="24"/>
         </w:rPr>
-        <w:t>This heading is the reopen rule, not a promise that nothing follows. If we still need words after the bank, they are named leftovers, not another copy of the same stub. 403 not 401 is done as a heading when Diego Alvarez closes CLH-RB-2023-012 or writes a new date.</w:t>
+        <w:t>This heading is the reopen rule. 403 not 401 is done when Diego Alvarez closes CLH-RB-2023-012 or writes a new date.</w:t>
       </w:r>
     </w:p>
     <w:p>
@@ -15490,7 +15490,7 @@
           <w:color w:val="222222"/>
           <w:sz w:val="24"/>
         </w:rPr>
-        <w:t>I am out of new section shapes. What follows is leftover owners and tickets already in this file, written so a colleague can act. I will not invent another exhibit format to fill a page budget.</w:t>
+        <w:t>Owners and tickets still attached to CLH-PRD-2024-002, written so a colleague can act without hunting Slack. Close is a decision, a refuse, or a new date.</w:t>
       </w:r>
     </w:p>
     <w:p>
@@ -15504,7 +15504,7 @@
           <w:color w:val="222222"/>
           <w:sz w:val="24"/>
         </w:rPr>
-        <w:t>CLH-INC-2023-204 still sits with Priya Nair. Host ops-bastion-01.internal. Due February 2, 2024 unless they write a new date. Close is a decision, a refuse, or that date. I will not accept a status dump. Front-matter number I am not re-arguing: 47.3. If this leftover is done, Priya Nair marks CLH-INC-2023-204 done. Aman Kumar will not keep a shadow list. Client Clearhaven.</w:t>
+        <w:t>CLH-INC-2023-204 still sits with Priya Nair. Host ops-bastion-01.internal. Due February 2, 2024 unless they write a new date. Close is a decision, a refuse, or that date. I will not accept a status dump. Front-matter number I am not re-arguing: 47.3. If this leftover is done, Priya Nair marks CLH-INC-2023-204 done. Aman Kumar will not keep a shadow list.</w:t>
       </w:r>
     </w:p>
     <w:p>
@@ -15602,7 +15602,7 @@
           <w:color w:val="222222"/>
           <w:sz w:val="24"/>
         </w:rPr>
-        <w:t>Stop leftover: NS-CHG-2024-033 is not a twin of NS-RECON-612. Keep one thread. Marcus Bell on ops-bastion-01.internal. If this paragraph fights the front of CLH-PRD-2024-002, strike it. Due February 16, 2024. Client Clearhaven.</w:t>
+        <w:t>Stop leftover: NS-CHG-2024-033 is not a twin of NS-RECON-612. Keep one thread. Marcus Bell on ops-bastion-01.internal. If this paragraph fights the front of CLH-PRD-2024-002, strike it. Due February 16, 2024.</w:t>
       </w:r>
     </w:p>
     <w:p>
@@ -15616,7 +15616,7 @@
           <w:color w:val="222222"/>
           <w:sz w:val="24"/>
         </w:rPr>
-        <w:t>NS-RECON-612 still sits with Sneha Iyer. Host ops-bastion-01.internal. Due February 18, 2024 unless they write a new date. Close is a decision, a refuse, or that date. I will not accept a status dump. Front-matter number I am not re-arguing: 204. If this leftover is done, Sneha Iyer marks NS-RECON-612 done. Aman Kumar will not keep a shadow list. Client Clearhaven.</w:t>
+        <w:t>NS-RECON-612 still sits with Sneha Iyer. Host ops-bastion-01.internal. Due February 18, 2024 unless they write a new date. Close is a decision, a refuse, or that date. I will not accept a status dump. Front-matter number I am not re-arguing: 204. If this leftover is done, Sneha Iyer marks NS-RECON-612 done. Aman Kumar will not keep a shadow list.</w:t>
       </w:r>
     </w:p>
     <w:p>
